--- a/BM107/Versuch_7_Layouterestellung/Simulation der Verlustleistung - Auswertung.docx
+++ b/BM107/Versuch_7_Layouterestellung/Simulation der Verlustleistung - Auswertung.docx
@@ -1,24 +1,56 @@
 
 <file path=word/document.xml><?xml version="1.0" encoding="utf-8"?>
-<w:document xmlns:wpc="http://schemas.microsoft.com/office/word/2010/wordprocessingCanvas" xmlns:cx="http://schemas.microsoft.com/office/drawing/2014/chartex" xmlns:cx1="http://schemas.microsoft.com/office/drawing/2015/9/8/chartex" xmlns:cx2="http://schemas.microsoft.com/office/drawing/2015/10/21/chartex" xmlns:cx3="http://schemas.microsoft.com/office/drawing/2016/5/9/chartex" xmlns:cx4="http://schemas.microsoft.com/office/drawing/2016/5/10/chartex" xmlns:cx5="http://schemas.microsoft.com/office/drawing/2016/5/11/chartex" xmlns:cx6="http://schemas.microsoft.com/office/drawing/2016/5/12/chartex" xmlns:cx7="http://schemas.microsoft.com/office/drawing/2016/5/13/chartex" xmlns:cx8="http://schemas.microsoft.com/office/drawing/2016/5/14/chartex" xmlns:mc="http://schemas.openxmlformats.org/markup-compatibility/2006" xmlns:aink="http://schemas.microsoft.com/office/drawing/2016/ink" xmlns:am3d="http://schemas.microsoft.com/office/drawing/2017/model3d" xmlns:o="urn:schemas-microsoft-com:office:office" xmlns:oel="http://schemas.microsoft.com/office/2019/extlst" xmlns:r="http://schemas.openxmlformats.org/officeDocument/2006/relationships" xmlns:m="http://schemas.openxmlformats.org/officeDocument/2006/math" xmlns:v="urn:schemas-microsoft-com:vml" xmlns:wp14="http://schemas.microsoft.com/office/word/2010/wordprocessingDrawing" xmlns:wp="http://schemas.openxmlformats.org/drawingml/2006/wordprocessingDrawing" xmlns:w10="urn:schemas-microsoft-com:office:word" xmlns:w="http://schemas.openxmlformats.org/wordprocessingml/2006/main" xmlns:w14="http://schemas.microsoft.com/office/word/2010/wordml" xmlns:w15="http://schemas.microsoft.com/office/word/2012/wordml" xmlns:w16cex="http://schemas.microsoft.com/office/word/2018/wordml/cex" xmlns:w16cid="http://schemas.microsoft.com/office/word/2016/wordml/cid" xmlns:w16="http://schemas.microsoft.com/office/word/2018/wordml" xmlns:w16du="http://schemas.microsoft.com/office/word/2023/wordml/word16du" xmlns:w16sdtdh="http://schemas.microsoft.com/office/word/2020/wordml/sdtdatahash" xmlns:w16sdtfl="http://schemas.microsoft.com/office/word/2024/wordml/sdtformatlock" xmlns:w16se="http://schemas.microsoft.com/office/word/2015/wordml/symex" xmlns:wpg="http://schemas.microsoft.com/office/word/2010/wordprocessingGroup" xmlns:wpi="http://schemas.microsoft.com/office/word/2010/wordprocessingInk" xmlns:wne="http://schemas.microsoft.com/office/word/2006/wordml" xmlns:wps="http://schemas.microsoft.com/office/word/2010/wordprocessingShape" mc:Ignorable="w14 w15 w16se w16cid w16 w16cex w16sdtdh w16sdtfl w16du wp14">
+<w:document xmlns:wpc="http://schemas.microsoft.com/office/word/2010/wordprocessingCanvas" xmlns:cx="http://schemas.microsoft.com/office/drawing/2014/chartex" xmlns:cx1="http://schemas.microsoft.com/office/drawing/2015/9/8/chartex" xmlns:cx2="http://schemas.microsoft.com/office/drawing/2015/10/21/chartex" xmlns:cx3="http://schemas.microsoft.com/office/drawing/2016/5/9/chartex" xmlns:cx4="http://schemas.microsoft.com/office/drawing/2016/5/10/chartex" xmlns:cx5="http://schemas.microsoft.com/office/drawing/2016/5/11/chartex" xmlns:cx6="http://schemas.microsoft.com/office/drawing/2016/5/12/chartex" xmlns:cx7="http://schemas.microsoft.com/office/drawing/2016/5/13/chartex" xmlns:cx8="http://schemas.microsoft.com/office/drawing/2016/5/14/chartex" xmlns:mc="http://schemas.openxmlformats.org/markup-compatibility/2006" xmlns:aink="http://schemas.microsoft.com/office/drawing/2016/ink" xmlns:am3d="http://schemas.microsoft.com/office/drawing/2017/model3d" xmlns:o="urn:schemas-microsoft-com:office:office" xmlns:oel="http://schemas.microsoft.com/office/2019/extlst" xmlns:r="http://schemas.openxmlformats.org/officeDocument/2006/relationships" xmlns:m="http://schemas.openxmlformats.org/officeDocument/2006/math" xmlns:v="urn:schemas-microsoft-com:vml" xmlns:wp14="http://schemas.microsoft.com/office/word/2010/wordprocessingDrawing" xmlns:wp="http://schemas.openxmlformats.org/drawingml/2006/wordprocessingDrawing" xmlns:w10="urn:schemas-microsoft-com:office:word" xmlns:w="http://schemas.openxmlformats.org/wordprocessingml/2006/main" xmlns:w14="http://schemas.microsoft.com/office/word/2010/wordml" xmlns:w15="http://schemas.microsoft.com/office/word/2012/wordml" xmlns:w16cex="http://schemas.microsoft.com/office/word/2018/wordml/cex" xmlns:w16cid="http://schemas.microsoft.com/office/word/2016/wordml/cid" xmlns:w16="http://schemas.microsoft.com/office/word/2018/wordml" xmlns:w16du="http://schemas.microsoft.com/office/word/2023/wordml/word16du" xmlns:w16sdtdh="http://schemas.microsoft.com/office/word/2020/wordml/sdtdatahash" xmlns:w16se="http://schemas.microsoft.com/office/word/2015/wordml/symex" xmlns:wpg="http://schemas.microsoft.com/office/word/2010/wordprocessingGroup" xmlns:wpi="http://schemas.microsoft.com/office/word/2010/wordprocessingInk" xmlns:wne="http://schemas.microsoft.com/office/word/2006/wordml" xmlns:wps="http://schemas.microsoft.com/office/word/2010/wordprocessingShape" mc:Ignorable="w14 w15 w16se w16cid w16 w16cex w16sdtdh w16du wp14">
   <w:body>
     <w:p>
       <w:pPr>
         <w:pStyle w:val="berschrift1"/>
       </w:pPr>
       <w:r>
-        <w:t>Ermittlung der Verlustleistungen an den Mosfets</w:t>
-      </w:r>
-    </w:p>
-    <w:p>
-      <w:r>
-        <w:t>Die Verlustleistungen wurden mithilfe des Motormodells</w:t>
-      </w:r>
-      <w:r>
-        <w:t xml:space="preserve"> aus Labor 5</w:t>
-      </w:r>
-      <w:r>
-        <w:t xml:space="preserve"> ermittelt. Durch den .meas Befehl lassen sich die Verlustleistungen an den vier Mosfets bestimmen (Im Anlauf bis ca. 500ms und danach im Nennpunkt mit einer Belastung von 0.5Nm bei dauerhaft 2000 U/min) . </w:t>
+        <w:t xml:space="preserve">Ermittlung der Verlustleistungen an den </w:t>
+      </w:r>
+      <w:proofErr w:type="spellStart"/>
+      <w:r>
+        <w:t>Mosfets</w:t>
+      </w:r>
+      <w:proofErr w:type="spellEnd"/>
+    </w:p>
+    <w:p>
+      <w:r>
+        <w:t xml:space="preserve">Die Verlustleistungen wurden mithilfe des Motormodells aus Labor 5 ermittelt. Durch </w:t>
+      </w:r>
+      <w:proofErr w:type="gramStart"/>
+      <w:r>
+        <w:t>den .</w:t>
+      </w:r>
+      <w:proofErr w:type="spellStart"/>
+      <w:r>
+        <w:t>meas</w:t>
+      </w:r>
+      <w:proofErr w:type="spellEnd"/>
+      <w:proofErr w:type="gramEnd"/>
+      <w:r>
+        <w:t xml:space="preserve"> Befehl lassen sich die Verlustleistungen an den vier </w:t>
+      </w:r>
+      <w:proofErr w:type="spellStart"/>
+      <w:r>
+        <w:t>Mosfets</w:t>
+      </w:r>
+      <w:proofErr w:type="spellEnd"/>
+      <w:r>
+        <w:t xml:space="preserve"> bestimmen (</w:t>
+      </w:r>
+      <w:r>
+        <w:t>Beim</w:t>
+      </w:r>
+      <w:r>
+        <w:t xml:space="preserve"> Anlauf</w:t>
+      </w:r>
+      <w:r>
+        <w:t>en</w:t>
+      </w:r>
+      <w:r>
+        <w:t xml:space="preserve"> bis ca. 500ms und danach im Nennpunkt mit einer Belastung von 0.5Nm bei dauerhaft 2000 U/min) . </w:t>
       </w:r>
     </w:p>
     <w:p/>
@@ -37,7 +69,21 @@
         <w:rPr>
           <w:rStyle w:val="SchwacheHervorhebung"/>
         </w:rPr>
-        <w:t>verlustleistung_m1_1_avg: AVG(abs(V(N020,VMotor+)*Id(M1)+V(G1,VMotor+)*Ig(M1)))=</w:t>
+        <w:t xml:space="preserve">verlustleistung_m1_1_avg: </w:t>
+      </w:r>
+      <w:proofErr w:type="gramStart"/>
+      <w:r>
+        <w:rPr>
+          <w:rStyle w:val="SchwacheHervorhebung"/>
+        </w:rPr>
+        <w:t>AVG(</w:t>
+      </w:r>
+      <w:proofErr w:type="gramEnd"/>
+      <w:r>
+        <w:rPr>
+          <w:rStyle w:val="SchwacheHervorhebung"/>
+        </w:rPr>
+        <w:t>abs(V(N020,VMotor+)*Id(M1)+V(G1,VMotor+)*Ig(M1)))=</w:t>
       </w:r>
       <w:r>
         <w:rPr>
@@ -63,7 +109,21 @@
         <w:rPr>
           <w:rStyle w:val="SchwacheHervorhebung"/>
         </w:rPr>
-        <w:t>verlustleistung_m1_2_avg: AVG(abs(V(N020,VMotor+)*Id(M1)+V(G1,VMotor+)*Ig(M1)))=</w:t>
+        <w:t xml:space="preserve">verlustleistung_m1_2_avg: </w:t>
+      </w:r>
+      <w:proofErr w:type="gramStart"/>
+      <w:r>
+        <w:rPr>
+          <w:rStyle w:val="SchwacheHervorhebung"/>
+        </w:rPr>
+        <w:t>AVG(</w:t>
+      </w:r>
+      <w:proofErr w:type="gramEnd"/>
+      <w:r>
+        <w:rPr>
+          <w:rStyle w:val="SchwacheHervorhebung"/>
+        </w:rPr>
+        <w:t>abs(V(N020,VMotor+)*Id(M1)+V(G1,VMotor+)*Ig(M1)))=</w:t>
       </w:r>
       <w:r>
         <w:rPr>
@@ -89,7 +149,71 @@
         <w:rPr>
           <w:rStyle w:val="SchwacheHervorhebung"/>
         </w:rPr>
-        <w:t>verlustleistung_m2_1_avg: AVG(abs(V(VMotor+)*Id(M2)+V(G2)*Ig(M2)))=</w:t>
+        <w:t xml:space="preserve">verlustleistung_m2_1_avg: </w:t>
+      </w:r>
+      <w:proofErr w:type="gramStart"/>
+      <w:r>
+        <w:rPr>
+          <w:rStyle w:val="SchwacheHervorhebung"/>
+        </w:rPr>
+        <w:t>AVG(</w:t>
+      </w:r>
+      <w:proofErr w:type="spellStart"/>
+      <w:proofErr w:type="gramEnd"/>
+      <w:r>
+        <w:rPr>
+          <w:rStyle w:val="SchwacheHervorhebung"/>
+        </w:rPr>
+        <w:t>abs</w:t>
+      </w:r>
+      <w:proofErr w:type="spellEnd"/>
+      <w:r>
+        <w:rPr>
+          <w:rStyle w:val="SchwacheHervorhebung"/>
+        </w:rPr>
+        <w:t>(V(</w:t>
+      </w:r>
+      <w:proofErr w:type="spellStart"/>
+      <w:r>
+        <w:rPr>
+          <w:rStyle w:val="SchwacheHervorhebung"/>
+        </w:rPr>
+        <w:t>VMotor</w:t>
+      </w:r>
+      <w:proofErr w:type="spellEnd"/>
+      <w:r>
+        <w:rPr>
+          <w:rStyle w:val="SchwacheHervorhebung"/>
+        </w:rPr>
+        <w:t>+)*</w:t>
+      </w:r>
+      <w:proofErr w:type="spellStart"/>
+      <w:r>
+        <w:rPr>
+          <w:rStyle w:val="SchwacheHervorhebung"/>
+        </w:rPr>
+        <w:t>Id</w:t>
+      </w:r>
+      <w:proofErr w:type="spellEnd"/>
+      <w:r>
+        <w:rPr>
+          <w:rStyle w:val="SchwacheHervorhebung"/>
+        </w:rPr>
+        <w:t>(M2)+V(G2)*</w:t>
+      </w:r>
+      <w:proofErr w:type="spellStart"/>
+      <w:r>
+        <w:rPr>
+          <w:rStyle w:val="SchwacheHervorhebung"/>
+        </w:rPr>
+        <w:t>Ig</w:t>
+      </w:r>
+      <w:proofErr w:type="spellEnd"/>
+      <w:r>
+        <w:rPr>
+          <w:rStyle w:val="SchwacheHervorhebung"/>
+        </w:rPr>
+        <w:t>(M2)))=</w:t>
       </w:r>
       <w:r>
         <w:rPr>
@@ -115,7 +239,71 @@
         <w:rPr>
           <w:rStyle w:val="SchwacheHervorhebung"/>
         </w:rPr>
-        <w:t>verlustleistung_m2_2_avg: AVG(abs(V(VMotor+)*Id(M2)+V(G2)*Ig(M2)))=</w:t>
+        <w:t xml:space="preserve">verlustleistung_m2_2_avg: </w:t>
+      </w:r>
+      <w:proofErr w:type="gramStart"/>
+      <w:r>
+        <w:rPr>
+          <w:rStyle w:val="SchwacheHervorhebung"/>
+        </w:rPr>
+        <w:t>AVG(</w:t>
+      </w:r>
+      <w:proofErr w:type="spellStart"/>
+      <w:proofErr w:type="gramEnd"/>
+      <w:r>
+        <w:rPr>
+          <w:rStyle w:val="SchwacheHervorhebung"/>
+        </w:rPr>
+        <w:t>abs</w:t>
+      </w:r>
+      <w:proofErr w:type="spellEnd"/>
+      <w:r>
+        <w:rPr>
+          <w:rStyle w:val="SchwacheHervorhebung"/>
+        </w:rPr>
+        <w:t>(V(</w:t>
+      </w:r>
+      <w:proofErr w:type="spellStart"/>
+      <w:r>
+        <w:rPr>
+          <w:rStyle w:val="SchwacheHervorhebung"/>
+        </w:rPr>
+        <w:t>VMotor</w:t>
+      </w:r>
+      <w:proofErr w:type="spellEnd"/>
+      <w:r>
+        <w:rPr>
+          <w:rStyle w:val="SchwacheHervorhebung"/>
+        </w:rPr>
+        <w:t>+)*</w:t>
+      </w:r>
+      <w:proofErr w:type="spellStart"/>
+      <w:r>
+        <w:rPr>
+          <w:rStyle w:val="SchwacheHervorhebung"/>
+        </w:rPr>
+        <w:t>Id</w:t>
+      </w:r>
+      <w:proofErr w:type="spellEnd"/>
+      <w:r>
+        <w:rPr>
+          <w:rStyle w:val="SchwacheHervorhebung"/>
+        </w:rPr>
+        <w:t>(M2)+V(G2)*</w:t>
+      </w:r>
+      <w:proofErr w:type="spellStart"/>
+      <w:r>
+        <w:rPr>
+          <w:rStyle w:val="SchwacheHervorhebung"/>
+        </w:rPr>
+        <w:t>Ig</w:t>
+      </w:r>
+      <w:proofErr w:type="spellEnd"/>
+      <w:r>
+        <w:rPr>
+          <w:rStyle w:val="SchwacheHervorhebung"/>
+        </w:rPr>
+        <w:t>(M2)))=</w:t>
       </w:r>
       <w:r>
         <w:rPr>
@@ -141,7 +329,57 @@
         <w:rPr>
           <w:rStyle w:val="SchwacheHervorhebung"/>
         </w:rPr>
-        <w:t>verlustleistung_m3_1_avg: AVG(abs(V(N020,Is+)*Id(M3)+V(G3,Is+)*Ig(M3)))=</w:t>
+        <w:t xml:space="preserve">verlustleistung_m3_1_avg: </w:t>
+      </w:r>
+      <w:proofErr w:type="gramStart"/>
+      <w:r>
+        <w:rPr>
+          <w:rStyle w:val="SchwacheHervorhebung"/>
+        </w:rPr>
+        <w:t>AVG(</w:t>
+      </w:r>
+      <w:proofErr w:type="spellStart"/>
+      <w:proofErr w:type="gramEnd"/>
+      <w:r>
+        <w:rPr>
+          <w:rStyle w:val="SchwacheHervorhebung"/>
+        </w:rPr>
+        <w:t>abs</w:t>
+      </w:r>
+      <w:proofErr w:type="spellEnd"/>
+      <w:r>
+        <w:rPr>
+          <w:rStyle w:val="SchwacheHervorhebung"/>
+        </w:rPr>
+        <w:t>(V(N020,Is+)*</w:t>
+      </w:r>
+      <w:proofErr w:type="spellStart"/>
+      <w:r>
+        <w:rPr>
+          <w:rStyle w:val="SchwacheHervorhebung"/>
+        </w:rPr>
+        <w:t>Id</w:t>
+      </w:r>
+      <w:proofErr w:type="spellEnd"/>
+      <w:r>
+        <w:rPr>
+          <w:rStyle w:val="SchwacheHervorhebung"/>
+        </w:rPr>
+        <w:t>(M3)+V(G3,Is+)*</w:t>
+      </w:r>
+      <w:proofErr w:type="spellStart"/>
+      <w:r>
+        <w:rPr>
+          <w:rStyle w:val="SchwacheHervorhebung"/>
+        </w:rPr>
+        <w:t>Ig</w:t>
+      </w:r>
+      <w:proofErr w:type="spellEnd"/>
+      <w:r>
+        <w:rPr>
+          <w:rStyle w:val="SchwacheHervorhebung"/>
+        </w:rPr>
+        <w:t>(M3)))=</w:t>
       </w:r>
       <w:r>
         <w:rPr>
@@ -167,7 +405,57 @@
         <w:rPr>
           <w:rStyle w:val="SchwacheHervorhebung"/>
         </w:rPr>
-        <w:t>verlustleistung_m3_2_avg: AVG(abs(V(N020,Is+)*Id(M3)+V(G3,Is+)*Ig(M3)))=</w:t>
+        <w:t xml:space="preserve">verlustleistung_m3_2_avg: </w:t>
+      </w:r>
+      <w:proofErr w:type="gramStart"/>
+      <w:r>
+        <w:rPr>
+          <w:rStyle w:val="SchwacheHervorhebung"/>
+        </w:rPr>
+        <w:t>AVG(</w:t>
+      </w:r>
+      <w:proofErr w:type="spellStart"/>
+      <w:proofErr w:type="gramEnd"/>
+      <w:r>
+        <w:rPr>
+          <w:rStyle w:val="SchwacheHervorhebung"/>
+        </w:rPr>
+        <w:t>abs</w:t>
+      </w:r>
+      <w:proofErr w:type="spellEnd"/>
+      <w:r>
+        <w:rPr>
+          <w:rStyle w:val="SchwacheHervorhebung"/>
+        </w:rPr>
+        <w:t>(V(N020,Is+)*</w:t>
+      </w:r>
+      <w:proofErr w:type="spellStart"/>
+      <w:r>
+        <w:rPr>
+          <w:rStyle w:val="SchwacheHervorhebung"/>
+        </w:rPr>
+        <w:t>Id</w:t>
+      </w:r>
+      <w:proofErr w:type="spellEnd"/>
+      <w:r>
+        <w:rPr>
+          <w:rStyle w:val="SchwacheHervorhebung"/>
+        </w:rPr>
+        <w:t>(M3)+V(G3,Is+)*</w:t>
+      </w:r>
+      <w:proofErr w:type="spellStart"/>
+      <w:r>
+        <w:rPr>
+          <w:rStyle w:val="SchwacheHervorhebung"/>
+        </w:rPr>
+        <w:t>Ig</w:t>
+      </w:r>
+      <w:proofErr w:type="spellEnd"/>
+      <w:r>
+        <w:rPr>
+          <w:rStyle w:val="SchwacheHervorhebung"/>
+        </w:rPr>
+        <w:t>(M3)))=</w:t>
       </w:r>
       <w:r>
         <w:rPr>
@@ -193,7 +481,71 @@
         <w:rPr>
           <w:rStyle w:val="SchwacheHervorhebung"/>
         </w:rPr>
-        <w:t>verlustleistung_m4_1_avg: AVG(abs(V(Is+)*Id(M5)+V(G4)*Ig(M5)))=</w:t>
+        <w:t xml:space="preserve">verlustleistung_m4_1_avg: </w:t>
+      </w:r>
+      <w:proofErr w:type="gramStart"/>
+      <w:r>
+        <w:rPr>
+          <w:rStyle w:val="SchwacheHervorhebung"/>
+        </w:rPr>
+        <w:t>AVG(</w:t>
+      </w:r>
+      <w:proofErr w:type="spellStart"/>
+      <w:proofErr w:type="gramEnd"/>
+      <w:r>
+        <w:rPr>
+          <w:rStyle w:val="SchwacheHervorhebung"/>
+        </w:rPr>
+        <w:t>abs</w:t>
+      </w:r>
+      <w:proofErr w:type="spellEnd"/>
+      <w:r>
+        <w:rPr>
+          <w:rStyle w:val="SchwacheHervorhebung"/>
+        </w:rPr>
+        <w:t>(V(</w:t>
+      </w:r>
+      <w:proofErr w:type="spellStart"/>
+      <w:r>
+        <w:rPr>
+          <w:rStyle w:val="SchwacheHervorhebung"/>
+        </w:rPr>
+        <w:t>Is</w:t>
+      </w:r>
+      <w:proofErr w:type="spellEnd"/>
+      <w:r>
+        <w:rPr>
+          <w:rStyle w:val="SchwacheHervorhebung"/>
+        </w:rPr>
+        <w:t>+)*</w:t>
+      </w:r>
+      <w:proofErr w:type="spellStart"/>
+      <w:r>
+        <w:rPr>
+          <w:rStyle w:val="SchwacheHervorhebung"/>
+        </w:rPr>
+        <w:t>Id</w:t>
+      </w:r>
+      <w:proofErr w:type="spellEnd"/>
+      <w:r>
+        <w:rPr>
+          <w:rStyle w:val="SchwacheHervorhebung"/>
+        </w:rPr>
+        <w:t>(M5)+V(G4)*</w:t>
+      </w:r>
+      <w:proofErr w:type="spellStart"/>
+      <w:r>
+        <w:rPr>
+          <w:rStyle w:val="SchwacheHervorhebung"/>
+        </w:rPr>
+        <w:t>Ig</w:t>
+      </w:r>
+      <w:proofErr w:type="spellEnd"/>
+      <w:r>
+        <w:rPr>
+          <w:rStyle w:val="SchwacheHervorhebung"/>
+        </w:rPr>
+        <w:t>(M5)))=</w:t>
       </w:r>
       <w:r>
         <w:rPr>
@@ -219,7 +571,71 @@
         <w:rPr>
           <w:rStyle w:val="SchwacheHervorhebung"/>
         </w:rPr>
-        <w:t>verlustleistung_m4_2_avg: AVG(abs(V(Is+)*Id(M5)+V(G4)*Ig(M5)))=</w:t>
+        <w:t xml:space="preserve">verlustleistung_m4_2_avg: </w:t>
+      </w:r>
+      <w:proofErr w:type="gramStart"/>
+      <w:r>
+        <w:rPr>
+          <w:rStyle w:val="SchwacheHervorhebung"/>
+        </w:rPr>
+        <w:t>AVG(</w:t>
+      </w:r>
+      <w:proofErr w:type="spellStart"/>
+      <w:proofErr w:type="gramEnd"/>
+      <w:r>
+        <w:rPr>
+          <w:rStyle w:val="SchwacheHervorhebung"/>
+        </w:rPr>
+        <w:t>abs</w:t>
+      </w:r>
+      <w:proofErr w:type="spellEnd"/>
+      <w:r>
+        <w:rPr>
+          <w:rStyle w:val="SchwacheHervorhebung"/>
+        </w:rPr>
+        <w:t>(V(</w:t>
+      </w:r>
+      <w:proofErr w:type="spellStart"/>
+      <w:r>
+        <w:rPr>
+          <w:rStyle w:val="SchwacheHervorhebung"/>
+        </w:rPr>
+        <w:t>Is</w:t>
+      </w:r>
+      <w:proofErr w:type="spellEnd"/>
+      <w:r>
+        <w:rPr>
+          <w:rStyle w:val="SchwacheHervorhebung"/>
+        </w:rPr>
+        <w:t>+)*</w:t>
+      </w:r>
+      <w:proofErr w:type="spellStart"/>
+      <w:r>
+        <w:rPr>
+          <w:rStyle w:val="SchwacheHervorhebung"/>
+        </w:rPr>
+        <w:t>Id</w:t>
+      </w:r>
+      <w:proofErr w:type="spellEnd"/>
+      <w:r>
+        <w:rPr>
+          <w:rStyle w:val="SchwacheHervorhebung"/>
+        </w:rPr>
+        <w:t>(M5)+V(G4)*</w:t>
+      </w:r>
+      <w:proofErr w:type="spellStart"/>
+      <w:r>
+        <w:rPr>
+          <w:rStyle w:val="SchwacheHervorhebung"/>
+        </w:rPr>
+        <w:t>Ig</w:t>
+      </w:r>
+      <w:proofErr w:type="spellEnd"/>
+      <w:r>
+        <w:rPr>
+          <w:rStyle w:val="SchwacheHervorhebung"/>
+        </w:rPr>
+        <w:t>(M5)))=</w:t>
       </w:r>
       <w:r>
         <w:rPr>
@@ -244,13 +660,33 @@
     </w:p>
     <w:p>
       <w:r>
-        <w:t xml:space="preserve">Mithilfe dieser Daten lassen sich nun zusammen mit den </w:t>
+        <w:t xml:space="preserve">Mithilfe dieser Daten lassen sich nun zusammen </w:t>
+      </w:r>
+      <w:r>
+        <w:t>mit den thermischen Widerständen</w:t>
+      </w:r>
+      <w:r>
+        <w:t xml:space="preserve"> des </w:t>
+      </w:r>
+      <w:proofErr w:type="spellStart"/>
+      <w:r>
+        <w:t>Mosfet</w:t>
+      </w:r>
+      <w:proofErr w:type="spellEnd"/>
+      <w:r>
+        <w:t>-</w:t>
+      </w:r>
+      <w:r>
+        <w:t>Gehäuses</w:t>
+      </w:r>
+      <w:r>
+        <w:t xml:space="preserve">, der PCB, der Wärmeleitfolie und des Kühlkörpers die </w:t>
       </w:r>
       <w:r>
         <w:t>t</w:t>
       </w:r>
       <w:r>
-        <w:t>hermischen Widerstände des Mosfet-Case, der PCB, der Wärmeleitfolie und des Kühlkörpers die Thermische Simulation durchführen. Die dafür nötigen Berechnungen sind als Kommentar in der Spice-Simulation enthalten.</w:t>
+        <w:t>hermische Simulation durchführen. Die dafür nötigen Berechnungen sind als Kommentar in der Spice-Simulation enthalten.</w:t>
       </w:r>
     </w:p>
     <w:p>
@@ -260,6 +696,7 @@
       <w:r>
         <w:rPr>
           <w:rStyle w:val="SchwacheHervorhebung"/>
+          <w:noProof/>
         </w:rPr>
         <w:lastRenderedPageBreak/>
         <w:drawing>
@@ -358,8 +795,13 @@
         </w:numPr>
       </w:pPr>
       <w:r>
-        <w:t>Wärmeleitfähigkeit: 1,2 W/mK</w:t>
-      </w:r>
+        <w:t>Wärmeleitfähigkeit: 1,2 W/</w:t>
+      </w:r>
+      <w:proofErr w:type="spellStart"/>
+      <w:r>
+        <w:t>mK</w:t>
+      </w:r>
+      <w:proofErr w:type="spellEnd"/>
     </w:p>
     <w:p>
       <w:pPr>
@@ -438,7 +880,21 @@
           <w:rPr>
             <w:rStyle w:val="Hyperlink"/>
           </w:rPr>
-          <w:t>W/mK | HALA Contec</w:t>
+          <w:t>W/</w:t>
+        </w:r>
+        <w:proofErr w:type="spellStart"/>
+        <w:r>
+          <w:rPr>
+            <w:rStyle w:val="Hyperlink"/>
+          </w:rPr>
+          <w:t>mK</w:t>
+        </w:r>
+        <w:proofErr w:type="spellEnd"/>
+        <w:r>
+          <w:rPr>
+            <w:rStyle w:val="Hyperlink"/>
+          </w:rPr>
+          <w:t xml:space="preserve"> | HALA Contec</w:t>
         </w:r>
       </w:hyperlink>
     </w:p>
@@ -516,7 +972,7 @@
               </wp:anchor>
             </w:drawing>
           </mc:Choice>
-          <mc:Fallback>
+          <mc:Fallback xmlns:w16sdtfl="http://schemas.microsoft.com/office/word/2024/wordml/sdtformatlock">
             <w:pict>
               <v:rect w14:anchorId="00CAFC4B" id="Rechteck 2" o:spid="_x0000_s1026" style="position:absolute;margin-left:246.35pt;margin-top:124.15pt;width:23.85pt;height:11.05pt;z-index:251662336;visibility:visible;mso-wrap-style:square;mso-wrap-distance-left:9pt;mso-wrap-distance-top:0;mso-wrap-distance-right:9pt;mso-wrap-distance-bottom:0;mso-position-horizontal:absolute;mso-position-horizontal-relative:text;mso-position-vertical:absolute;mso-position-vertical-relative:text;v-text-anchor:middle" o:gfxdata="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" filled="f" strokecolor="#196b24 [3206]">
                 <v:stroke joinstyle="round"/>
@@ -594,7 +1050,7 @@
               </wp:anchor>
             </w:drawing>
           </mc:Choice>
-          <mc:Fallback>
+          <mc:Fallback xmlns:w16sdtfl="http://schemas.microsoft.com/office/word/2024/wordml/sdtformatlock">
             <w:pict>
               <v:rect w14:anchorId="24D637D9" id="Rechteck 2" o:spid="_x0000_s1026" style="position:absolute;margin-left:246.75pt;margin-top:47.7pt;width:23.85pt;height:11.05pt;z-index:251660288;visibility:visible;mso-wrap-style:square;mso-wrap-distance-left:9pt;mso-wrap-distance-top:0;mso-wrap-distance-right:9pt;mso-wrap-distance-bottom:0;mso-position-horizontal:absolute;mso-position-horizontal-relative:text;mso-position-vertical:absolute;mso-position-vertical-relative:text;v-text-anchor:middle" o:gfxdata="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" filled="f" strokecolor="#196b24 [3206]">
                 <v:stroke joinstyle="round"/>
@@ -672,7 +1128,7 @@
               </wp:anchor>
             </w:drawing>
           </mc:Choice>
-          <mc:Fallback>
+          <mc:Fallback xmlns:w16sdtfl="http://schemas.microsoft.com/office/word/2024/wordml/sdtformatlock">
             <w:pict>
               <v:rect w14:anchorId="60E66589" id="Rechteck 1" o:spid="_x0000_s1026" style="position:absolute;margin-left:246.3pt;margin-top:3.05pt;width:56.55pt;height:187.75pt;z-index:251659264;visibility:visible;mso-wrap-style:square;mso-wrap-distance-left:9pt;mso-wrap-distance-top:0;mso-wrap-distance-right:9pt;mso-wrap-distance-bottom:0;mso-position-horizontal:absolute;mso-position-horizontal-relative:text;mso-position-vertical:absolute;mso-position-vertical-relative:text;v-text-anchor:middle" o:gfxdata="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" filled="f" strokecolor="#e97132 [3205]">
                 <v:stroke joinstyle="round"/>
@@ -682,6 +1138,9 @@
         </mc:AlternateContent>
       </w:r>
       <w:r>
+        <w:rPr>
+          <w:noProof/>
+        </w:rPr>
         <w:drawing>
           <wp:inline distT="0" distB="0" distL="0" distR="0" wp14:anchorId="4E237515" wp14:editId="6A61C183">
             <wp:extent cx="3649368" cy="2457450"/>
@@ -765,7 +1224,21 @@
           <w:rPr>
             <w:rStyle w:val="Hyperlink"/>
           </w:rPr>
-          <w:t>W/mK | HALA Contec</w:t>
+          <w:t>W/</w:t>
+        </w:r>
+        <w:proofErr w:type="spellStart"/>
+        <w:r>
+          <w:rPr>
+            <w:rStyle w:val="Hyperlink"/>
+          </w:rPr>
+          <w:t>mK</w:t>
+        </w:r>
+        <w:proofErr w:type="spellEnd"/>
+        <w:r>
+          <w:rPr>
+            <w:rStyle w:val="Hyperlink"/>
+          </w:rPr>
+          <w:t xml:space="preserve"> | HALA Contec</w:t>
         </w:r>
       </w:hyperlink>
       <w:r>
@@ -775,7 +1248,15 @@
     <w:p>
       <w:r>
         <w:lastRenderedPageBreak/>
-        <w:t>Daraus ergibt sich eine Thermische Leitfähigkeit von 1.2 W/mK (bei optimalem Anpressdruck) mit einer Dicke von 0.3 mm. Da die Folie nur die 0.35µm Dicken Kupferflächen ausgleichen muss, wird diese Dicke als ausreichend festgelegt. Die Berechnung des daraus resultierenden thermischen Widerstandes wird als Kommentar in der Simulation beschrieben.</w:t>
+        <w:t>Daraus ergibt sich eine Thermische Leitfähigkeit von 1.2 W/</w:t>
+      </w:r>
+      <w:proofErr w:type="spellStart"/>
+      <w:r>
+        <w:t>mK</w:t>
+      </w:r>
+      <w:proofErr w:type="spellEnd"/>
+      <w:r>
+        <w:t xml:space="preserve"> (bei optimalem Anpressdruck) mit einer Dicke von 0.3 mm. Da die Folie nur die 35µm Dicken Kupferflächen ausgleichen muss, wird diese Dicke als ausreichend festgelegt. Die Berechnung des daraus resultierenden thermischen Widerstandes wird als Kommentar in der Simulation beschrieben.</w:t>
       </w:r>
     </w:p>
     <w:p>
@@ -870,7 +1351,7 @@
               </wp:anchor>
             </w:drawing>
           </mc:Choice>
-          <mc:Fallback>
+          <mc:Fallback xmlns:w16sdtfl="http://schemas.microsoft.com/office/word/2024/wordml/sdtformatlock">
             <w:pict>
               <v:rect w14:anchorId="675BE823" id="Rechteck 3" o:spid="_x0000_s1026" style="position:absolute;margin-left:76.7pt;margin-top:290.75pt;width:115.75pt;height:58.3pt;z-index:251673600;visibility:visible;mso-wrap-style:square;mso-width-percent:0;mso-height-percent:0;mso-wrap-distance-left:9pt;mso-wrap-distance-top:0;mso-wrap-distance-right:9pt;mso-wrap-distance-bottom:0;mso-position-horizontal:absolute;mso-position-horizontal-relative:text;mso-position-vertical:absolute;mso-position-vertical-relative:text;mso-width-percent:0;mso-height-percent:0;mso-width-relative:margin;mso-height-relative:margin;v-text-anchor:middle" o:gfxdata="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" filled="f" strokecolor="#e97132 [3205]">
                 <v:stroke joinstyle="round"/>
@@ -951,7 +1432,7 @@
               </wp:anchor>
             </w:drawing>
           </mc:Choice>
-          <mc:Fallback>
+          <mc:Fallback xmlns:w16sdtfl="http://schemas.microsoft.com/office/word/2024/wordml/sdtformatlock">
             <w:pict>
               <v:rect w14:anchorId="604F6DFA" id="Rechteck 3" o:spid="_x0000_s1026" style="position:absolute;margin-left:224.65pt;margin-top:175pt;width:60.5pt;height:15pt;z-index:251671552;visibility:visible;mso-wrap-style:square;mso-width-percent:0;mso-wrap-distance-left:9pt;mso-wrap-distance-top:0;mso-wrap-distance-right:9pt;mso-wrap-distance-bottom:0;mso-position-horizontal:absolute;mso-position-horizontal-relative:text;mso-position-vertical:absolute;mso-position-vertical-relative:text;mso-width-percent:0;mso-width-relative:margin;v-text-anchor:middle" o:gfxdata="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" filled="f" strokecolor="#e97132 [3205]">
                 <v:stroke joinstyle="round"/>
@@ -1029,7 +1510,7 @@
               </wp:anchor>
             </w:drawing>
           </mc:Choice>
-          <mc:Fallback>
+          <mc:Fallback xmlns:w16sdtfl="http://schemas.microsoft.com/office/word/2024/wordml/sdtformatlock">
             <w:pict>
               <v:rect w14:anchorId="7C03D0DD" id="Rechteck 3" o:spid="_x0000_s1026" style="position:absolute;margin-left:225.6pt;margin-top:154.3pt;width:41.1pt;height:15pt;z-index:251669504;visibility:visible;mso-wrap-style:square;mso-wrap-distance-left:9pt;mso-wrap-distance-top:0;mso-wrap-distance-right:9pt;mso-wrap-distance-bottom:0;mso-position-horizontal:absolute;mso-position-horizontal-relative:text;mso-position-vertical:absolute;mso-position-vertical-relative:text;v-text-anchor:middle" o:gfxdata="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" filled="f" strokecolor="#e97132 [3205]">
                 <v:stroke joinstyle="round"/>
@@ -1107,7 +1588,7 @@
               </wp:anchor>
             </w:drawing>
           </mc:Choice>
-          <mc:Fallback>
+          <mc:Fallback xmlns:w16sdtfl="http://schemas.microsoft.com/office/word/2024/wordml/sdtformatlock">
             <w:pict>
               <v:rect w14:anchorId="6898FC66" id="Rechteck 3" o:spid="_x0000_s1026" style="position:absolute;margin-left:226pt;margin-top:134pt;width:41.1pt;height:15pt;z-index:251667456;visibility:visible;mso-wrap-style:square;mso-wrap-distance-left:9pt;mso-wrap-distance-top:0;mso-wrap-distance-right:9pt;mso-wrap-distance-bottom:0;mso-position-horizontal:absolute;mso-position-horizontal-relative:text;mso-position-vertical:absolute;mso-position-vertical-relative:text;v-text-anchor:middle" o:gfxdata="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" filled="f" strokecolor="#e97132 [3205]">
                 <v:stroke joinstyle="round"/>
@@ -1188,7 +1669,7 @@
               </wp:anchor>
             </w:drawing>
           </mc:Choice>
-          <mc:Fallback>
+          <mc:Fallback xmlns:w16sdtfl="http://schemas.microsoft.com/office/word/2024/wordml/sdtformatlock">
             <w:pict>
               <v:rect w14:anchorId="3D814EDE" id="Rechteck 3" o:spid="_x0000_s1026" style="position:absolute;margin-left:225.5pt;margin-top:92.8pt;width:41.1pt;height:15pt;z-index:251663360;visibility:visible;mso-wrap-style:square;mso-width-percent:0;mso-wrap-distance-left:9pt;mso-wrap-distance-top:0;mso-wrap-distance-right:9pt;mso-wrap-distance-bottom:0;mso-position-horizontal:absolute;mso-position-horizontal-relative:text;mso-position-vertical:absolute;mso-position-vertical-relative:text;mso-width-percent:0;mso-width-relative:margin;v-text-anchor:middle" o:gfxdata="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" filled="f" strokecolor="#e97132 [3205]">
                 <v:stroke joinstyle="round"/>
@@ -1266,7 +1747,7 @@
               </wp:anchor>
             </w:drawing>
           </mc:Choice>
-          <mc:Fallback>
+          <mc:Fallback xmlns:w16sdtfl="http://schemas.microsoft.com/office/word/2024/wordml/sdtformatlock">
             <w:pict>
               <v:rect w14:anchorId="2155F100" id="Rechteck 3" o:spid="_x0000_s1026" style="position:absolute;margin-left:225.6pt;margin-top:113.2pt;width:41.1pt;height:15pt;z-index:251665408;visibility:visible;mso-wrap-style:square;mso-wrap-distance-left:9pt;mso-wrap-distance-top:0;mso-wrap-distance-right:9pt;mso-wrap-distance-bottom:0;mso-position-horizontal:absolute;mso-position-horizontal-relative:text;mso-position-vertical:absolute;mso-position-vertical-relative:text;v-text-anchor:middle" o:gfxdata="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" filled="f" strokecolor="#e97132 [3205]">
                 <v:stroke joinstyle="round"/>
@@ -1276,6 +1757,9 @@
         </mc:AlternateContent>
       </w:r>
       <w:r>
+        <w:rPr>
+          <w:noProof/>
+        </w:rPr>
         <w:drawing>
           <wp:inline distT="0" distB="0" distL="0" distR="0" wp14:anchorId="11A9E0DA" wp14:editId="4ABB1C6C">
             <wp:extent cx="5760720" cy="5147310"/>
@@ -1396,7 +1880,55 @@
     </w:p>
     <w:p>
       <w:r>
-        <w:t>Für eine bessere thermische Anbindung werden am Footprint des Mosfets an der großen Padfläche neun thermische Vias hinzugefügt. Da nicht genau bekannt ist bei welchem Hersteller wir die Platine fertigen lassen, wird nun von dem thermischen Widerstand aus der Vorlesung (7.4 K/W) ausgegangen. Dort wird ein ähnlicher Anwendungsfall beschrieben sodass dieser Wert näherungsweise auch für unsere Simulation genutzt werden kann.</w:t>
+        <w:t xml:space="preserve">Für eine bessere thermische Anbindung werden </w:t>
+      </w:r>
+      <w:r>
+        <w:t xml:space="preserve">an der großen </w:t>
+      </w:r>
+      <w:proofErr w:type="spellStart"/>
+      <w:r>
+        <w:t>Padfläche</w:t>
+      </w:r>
+      <w:proofErr w:type="spellEnd"/>
+      <w:r>
+        <w:t xml:space="preserve"> im</w:t>
+      </w:r>
+      <w:r>
+        <w:t xml:space="preserve"> Footprint des </w:t>
+      </w:r>
+      <w:proofErr w:type="spellStart"/>
+      <w:r>
+        <w:t>Mosfets</w:t>
+      </w:r>
+      <w:proofErr w:type="spellEnd"/>
+      <w:r>
+        <w:t xml:space="preserve"> neun thermische </w:t>
+      </w:r>
+      <w:proofErr w:type="spellStart"/>
+      <w:r>
+        <w:t>Vias</w:t>
+      </w:r>
+      <w:proofErr w:type="spellEnd"/>
+      <w:r>
+        <w:t xml:space="preserve"> hinzugefügt. Da nicht genau bekannt ist bei welchem Hersteller die Platine </w:t>
+      </w:r>
+      <w:r>
+        <w:t>gefertigt wird</w:t>
+      </w:r>
+      <w:r>
+        <w:t>, wird nun von dem thermischen Widerstand aus der Vorlesung (7.4 K/W) ausgegangen. Dort wird ein ähnlicher Anwendungsfall beschrieben</w:t>
+      </w:r>
+      <w:r>
+        <w:t>,</w:t>
+      </w:r>
+      <w:r>
+        <w:t xml:space="preserve"> sodass dieser Wert näherungsweise auch für </w:t>
+      </w:r>
+      <w:r>
+        <w:t>die</w:t>
+      </w:r>
+      <w:r>
+        <w:t xml:space="preserve"> Simulation genutzt werden kann.</w:t>
       </w:r>
     </w:p>
     <w:p>
@@ -1491,7 +2023,7 @@
               </wp:anchor>
             </w:drawing>
           </mc:Choice>
-          <mc:Fallback>
+          <mc:Fallback xmlns:w16sdtfl="http://schemas.microsoft.com/office/word/2024/wordml/sdtformatlock">
             <w:pict>
               <v:rect w14:anchorId="692D2935" id="Rechteck 4" o:spid="_x0000_s1026" style="position:absolute;margin-left:246.8pt;margin-top:84.95pt;width:47.1pt;height:13.8pt;z-index:251674624;visibility:visible;mso-wrap-style:square;mso-width-percent:0;mso-height-percent:0;mso-wrap-distance-left:9pt;mso-wrap-distance-top:0;mso-wrap-distance-right:9pt;mso-wrap-distance-bottom:0;mso-position-horizontal:absolute;mso-position-horizontal-relative:text;mso-position-vertical:absolute;mso-position-vertical-relative:text;mso-width-percent:0;mso-height-percent:0;mso-width-relative:margin;mso-height-relative:margin;v-text-anchor:middle" o:gfxdata="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" filled="f" strokecolor="#e97132 [3205]">
                 <v:stroke joinstyle="round"/>
@@ -1501,6 +2033,9 @@
         </mc:AlternateContent>
       </w:r>
       <w:r>
+        <w:rPr>
+          <w:noProof/>
+        </w:rPr>
         <w:drawing>
           <wp:inline distT="0" distB="0" distL="0" distR="0" wp14:anchorId="1AD2417D" wp14:editId="0E3585F4">
             <wp:extent cx="5760720" cy="2643505"/>
@@ -1569,7 +2104,7 @@
     </w:p>
     <w:p>
       <w:r>
-        <w:t>Sicherheitshalber wird mit dem maximalen Wert, also 0.9 K/W Simuliert.</w:t>
+        <w:t>Sicherheitshalber wird mit dem maximalen Wert also 0.9 K/W Simuliert.</w:t>
       </w:r>
     </w:p>
     <w:p/>
@@ -1669,8 +2204,21 @@
         <w:fldChar w:fldCharType="end"/>
       </w:r>
       <w:r>
-        <w:t xml:space="preserve"> Thermische Simulation - Maximale Sperrschichttemparatur an den Mosfets</w:t>
-      </w:r>
+        <w:t xml:space="preserve"> Thermische Simulation - Maximale </w:t>
+      </w:r>
+      <w:proofErr w:type="spellStart"/>
+      <w:r>
+        <w:t>Sperrschichttemparatur</w:t>
+      </w:r>
+      <w:proofErr w:type="spellEnd"/>
+      <w:r>
+        <w:t xml:space="preserve"> an den </w:t>
+      </w:r>
+      <w:proofErr w:type="spellStart"/>
+      <w:r>
+        <w:t>Mosfets</w:t>
+      </w:r>
+      <w:proofErr w:type="spellEnd"/>
     </w:p>
     <w:p>
       <w:pPr>
@@ -1682,13 +2230,32 @@
     </w:p>
     <w:p>
       <w:r>
-        <w:t xml:space="preserve">Der ausgelegte Kühlkörper und Wärmeleitfolie reicht aus, um die Sperrschichttemperatur der MOSFETs dauerhaft weit unter 90 °C zu halten. </w:t>
-      </w:r>
-      <w:r>
-        <w:t>Lediglich Mosfet 2 erwärmt sich auf etwa 64 °C im Dauerbetrieb. Diese Simulation beachtet nicht, dass die Mosfets auf der PCB dicht nebeneinander platziert sind und sich somit einen Kühlkörper teilen und sich gegenseitig erwärmen können.</w:t>
-      </w:r>
-      <w:r>
-        <w:t xml:space="preserve"> Da sich aber immer nur einer der MOSFETs stärker erwärmen wird und die anderen fast bei Umgebungstemperatur liegen, wird diese Tatsache als Vernachlässigbar angesehen.</w:t>
+        <w:t xml:space="preserve">Der ausgelegte Kühlkörper und Wärmeleitfolie reicht aus, um die Sperrschichttemperatur der MOSFETs dauerhaft weit unter 90 °C zu halten. Lediglich </w:t>
+      </w:r>
+      <w:proofErr w:type="spellStart"/>
+      <w:r>
+        <w:t>Mosfet</w:t>
+      </w:r>
+      <w:proofErr w:type="spellEnd"/>
+      <w:r>
+        <w:t xml:space="preserve"> 2 erwärmt sich auf etwa 64 °C im Dauerbetrieb. Diese Simulation beachtet nicht, dass die </w:t>
+      </w:r>
+      <w:proofErr w:type="spellStart"/>
+      <w:r>
+        <w:t>Mosfets</w:t>
+      </w:r>
+      <w:proofErr w:type="spellEnd"/>
+      <w:r>
+        <w:t xml:space="preserve"> auf der PCB dicht nebeneinander platziert sind und sich somit einen Kühlkörper teilen und sich gegenseitig erwärmen können.</w:t>
+      </w:r>
+      <w:r>
+        <w:t xml:space="preserve"> Da sich aber immer nur einer der MOSFETs stärker erwärmen wird und die anderen fast bei Umgebungstemperatur liegen, wird diese Tatsache als </w:t>
+      </w:r>
+      <w:r>
+        <w:t>v</w:t>
+      </w:r>
+      <w:r>
+        <w:t>ernachlässigbar angesehen.</w:t>
       </w:r>
     </w:p>
     <w:p/>
@@ -1703,7 +2270,7 @@
 </file>
 
 <file path=word/numbering.xml><?xml version="1.0" encoding="utf-8"?>
-<w:numbering xmlns:wpc="http://schemas.microsoft.com/office/word/2010/wordprocessingCanvas" xmlns:cx="http://schemas.microsoft.com/office/drawing/2014/chartex" xmlns:cx1="http://schemas.microsoft.com/office/drawing/2015/9/8/chartex" xmlns:cx2="http://schemas.microsoft.com/office/drawing/2015/10/21/chartex" xmlns:cx3="http://schemas.microsoft.com/office/drawing/2016/5/9/chartex" xmlns:cx4="http://schemas.microsoft.com/office/drawing/2016/5/10/chartex" xmlns:cx5="http://schemas.microsoft.com/office/drawing/2016/5/11/chartex" xmlns:cx6="http://schemas.microsoft.com/office/drawing/2016/5/12/chartex" xmlns:cx7="http://schemas.microsoft.com/office/drawing/2016/5/13/chartex" xmlns:cx8="http://schemas.microsoft.com/office/drawing/2016/5/14/chartex" xmlns:mc="http://schemas.openxmlformats.org/markup-compatibility/2006" xmlns:aink="http://schemas.microsoft.com/office/drawing/2016/ink" xmlns:am3d="http://schemas.microsoft.com/office/drawing/2017/model3d" xmlns:o="urn:schemas-microsoft-com:office:office" xmlns:oel="http://schemas.microsoft.com/office/2019/extlst" xmlns:r="http://schemas.openxmlformats.org/officeDocument/2006/relationships" xmlns:m="http://schemas.openxmlformats.org/officeDocument/2006/math" xmlns:v="urn:schemas-microsoft-com:vml" xmlns:wp14="http://schemas.microsoft.com/office/word/2010/wordprocessingDrawing" xmlns:wp="http://schemas.openxmlformats.org/drawingml/2006/wordprocessingDrawing" xmlns:w10="urn:schemas-microsoft-com:office:word" xmlns:w="http://schemas.openxmlformats.org/wordprocessingml/2006/main" xmlns:w14="http://schemas.microsoft.com/office/word/2010/wordml" xmlns:w15="http://schemas.microsoft.com/office/word/2012/wordml" xmlns:w16cex="http://schemas.microsoft.com/office/word/2018/wordml/cex" xmlns:w16cid="http://schemas.microsoft.com/office/word/2016/wordml/cid" xmlns:w16="http://schemas.microsoft.com/office/word/2018/wordml" xmlns:w16du="http://schemas.microsoft.com/office/word/2023/wordml/word16du" xmlns:w16sdtdh="http://schemas.microsoft.com/office/word/2020/wordml/sdtdatahash" xmlns:w16sdtfl="http://schemas.microsoft.com/office/word/2024/wordml/sdtformatlock" xmlns:w16se="http://schemas.microsoft.com/office/word/2015/wordml/symex" xmlns:wpg="http://schemas.microsoft.com/office/word/2010/wordprocessingGroup" xmlns:wpi="http://schemas.microsoft.com/office/word/2010/wordprocessingInk" xmlns:wne="http://schemas.microsoft.com/office/word/2006/wordml" xmlns:wps="http://schemas.microsoft.com/office/word/2010/wordprocessingShape" mc:Ignorable="w14 w15 w16se w16cid w16 w16cex w16sdtdh w16sdtfl w16du wp14">
+<w:numbering xmlns:wpc="http://schemas.microsoft.com/office/word/2010/wordprocessingCanvas" xmlns:cx="http://schemas.microsoft.com/office/drawing/2014/chartex" xmlns:cx1="http://schemas.microsoft.com/office/drawing/2015/9/8/chartex" xmlns:cx2="http://schemas.microsoft.com/office/drawing/2015/10/21/chartex" xmlns:cx3="http://schemas.microsoft.com/office/drawing/2016/5/9/chartex" xmlns:cx4="http://schemas.microsoft.com/office/drawing/2016/5/10/chartex" xmlns:cx5="http://schemas.microsoft.com/office/drawing/2016/5/11/chartex" xmlns:cx6="http://schemas.microsoft.com/office/drawing/2016/5/12/chartex" xmlns:cx7="http://schemas.microsoft.com/office/drawing/2016/5/13/chartex" xmlns:cx8="http://schemas.microsoft.com/office/drawing/2016/5/14/chartex" xmlns:mc="http://schemas.openxmlformats.org/markup-compatibility/2006" xmlns:aink="http://schemas.microsoft.com/office/drawing/2016/ink" xmlns:am3d="http://schemas.microsoft.com/office/drawing/2017/model3d" xmlns:o="urn:schemas-microsoft-com:office:office" xmlns:oel="http://schemas.microsoft.com/office/2019/extlst" xmlns:r="http://schemas.openxmlformats.org/officeDocument/2006/relationships" xmlns:m="http://schemas.openxmlformats.org/officeDocument/2006/math" xmlns:v="urn:schemas-microsoft-com:vml" xmlns:wp14="http://schemas.microsoft.com/office/word/2010/wordprocessingDrawing" xmlns:wp="http://schemas.openxmlformats.org/drawingml/2006/wordprocessingDrawing" xmlns:w10="urn:schemas-microsoft-com:office:word" xmlns:w="http://schemas.openxmlformats.org/wordprocessingml/2006/main" xmlns:w14="http://schemas.microsoft.com/office/word/2010/wordml" xmlns:w15="http://schemas.microsoft.com/office/word/2012/wordml" xmlns:w16cex="http://schemas.microsoft.com/office/word/2018/wordml/cex" xmlns:w16cid="http://schemas.microsoft.com/office/word/2016/wordml/cid" xmlns:w16="http://schemas.microsoft.com/office/word/2018/wordml" xmlns:w16du="http://schemas.microsoft.com/office/word/2023/wordml/word16du" xmlns:w16sdtdh="http://schemas.microsoft.com/office/word/2020/wordml/sdtdatahash" xmlns:w16se="http://schemas.microsoft.com/office/word/2015/wordml/symex" xmlns:wpg="http://schemas.microsoft.com/office/word/2010/wordprocessingGroup" xmlns:wpi="http://schemas.microsoft.com/office/word/2010/wordprocessingInk" xmlns:wne="http://schemas.microsoft.com/office/word/2006/wordml" xmlns:wps="http://schemas.microsoft.com/office/word/2010/wordprocessingShape" mc:Ignorable="w14 w15 w16se w16cid w16 w16cex w16sdtdh w16du wp14">
   <w:abstractNum w:abstractNumId="0" w15:restartNumberingAfterBreak="0">
     <w:nsid w:val="14A949CB"/>
     <w:multiLevelType w:val="hybridMultilevel"/>
@@ -2090,7 +2657,7 @@
 </file>
 
 <file path=word/styles.xml><?xml version="1.0" encoding="utf-8"?>
-<w:styles xmlns:mc="http://schemas.openxmlformats.org/markup-compatibility/2006" xmlns:r="http://schemas.openxmlformats.org/officeDocument/2006/relationships" xmlns:w="http://schemas.openxmlformats.org/wordprocessingml/2006/main" xmlns:w14="http://schemas.microsoft.com/office/word/2010/wordml" xmlns:w15="http://schemas.microsoft.com/office/word/2012/wordml" xmlns:w16cex="http://schemas.microsoft.com/office/word/2018/wordml/cex" xmlns:w16cid="http://schemas.microsoft.com/office/word/2016/wordml/cid" xmlns:w16="http://schemas.microsoft.com/office/word/2018/wordml" xmlns:w16du="http://schemas.microsoft.com/office/word/2023/wordml/word16du" xmlns:w16sdtdh="http://schemas.microsoft.com/office/word/2020/wordml/sdtdatahash" xmlns:w16sdtfl="http://schemas.microsoft.com/office/word/2024/wordml/sdtformatlock" xmlns:w16se="http://schemas.microsoft.com/office/word/2015/wordml/symex" mc:Ignorable="w14 w15 w16se w16cid w16 w16cex w16sdtdh w16sdtfl w16du">
+<w:styles xmlns:mc="http://schemas.openxmlformats.org/markup-compatibility/2006" xmlns:r="http://schemas.openxmlformats.org/officeDocument/2006/relationships" xmlns:w="http://schemas.openxmlformats.org/wordprocessingml/2006/main" xmlns:w14="http://schemas.microsoft.com/office/word/2010/wordml" xmlns:w15="http://schemas.microsoft.com/office/word/2012/wordml" xmlns:w16cex="http://schemas.microsoft.com/office/word/2018/wordml/cex" xmlns:w16cid="http://schemas.microsoft.com/office/word/2016/wordml/cid" xmlns:w16="http://schemas.microsoft.com/office/word/2018/wordml" xmlns:w16du="http://schemas.microsoft.com/office/word/2023/wordml/word16du" xmlns:w16sdtdh="http://schemas.microsoft.com/office/word/2020/wordml/sdtdatahash" xmlns:w16se="http://schemas.microsoft.com/office/word/2015/wordml/symex" mc:Ignorable="w14 w15 w16se w16cid w16 w16cex w16sdtdh w16du">
   <w:docDefaults>
     <w:rPrDefault>
       <w:rPr>
@@ -2690,6 +3257,7 @@
   <w:style w:type="character" w:default="1" w:styleId="Absatz-Standardschriftart">
     <w:name w:val="Default Paragraph Font"/>
     <w:uiPriority w:val="1"/>
+    <w:semiHidden/>
     <w:unhideWhenUsed/>
   </w:style>
   <w:style w:type="table" w:default="1" w:styleId="NormaleTabelle">
